--- a/data/word_templates/script 12.docx
+++ b/data/word_templates/script 12.docx
@@ -68,44 +68,62 @@
         </w:rPr>
         <w:t>9/US</w:t>
       </w:r>
-      <w:r>
-        <w:br/>
-      </w:r>
-      <w:r>
-        <w:rPr>
-          <w:b/>
-          <w:bCs/>
-        </w:rPr>
-        <w:t xml:space="preserve">Date: </w:t>
-      </w:r>
-      <w:r>
-        <w:rPr>
-          <w:b/>
-          <w:bCs/>
-        </w:rPr>
-        <w:t>January 0</w:t>
-      </w:r>
-      <w:r>
-        <w:rPr>
-          <w:b/>
-          <w:bCs/>
-        </w:rPr>
-        <w:t>9</w:t>
-      </w:r>
-      <w:r>
-        <w:rPr>
-          <w:b/>
-          <w:bCs/>
-        </w:rPr>
-        <w:t>, 202</w:t>
-      </w:r>
-      <w:r>
-        <w:rPr>
-          <w:b/>
-          <w:bCs/>
-        </w:rPr>
-        <w:t>6.</w:t>
-      </w:r>
+    </w:p>
+    <w:p>
+      <w:r>
+        <w:t xml:space="preserve">Contact our </w:t>
+      </w:r>
+      <w:r>
+        <w:rPr>
+          <w:b/>
+          <w:bCs/>
+        </w:rPr>
+        <w:t>Debt Arbitration Officer – Ms.</w:t>
+      </w:r>
+      <w:r>
+        <w:rPr>
+          <w:b/>
+          <w:bCs/>
+        </w:rPr>
+        <w:t xml:space="preserve"> Ashley Cole</w:t>
+      </w:r>
+      <w:r>
+        <w:t xml:space="preserve">, via email </w:t>
+      </w:r>
+      <w:r>
+        <w:t>at</w:t>
+      </w:r>
+      <w:r>
+        <w:rPr>
+          <w:rStyle w:val="Hyperlink"/>
+          <w:b/>
+          <w:bCs/>
+        </w:rPr>
+        <w:t xml:space="preserve"> </w:t>
+      </w:r>
+      <w:r>
+        <w:t xml:space="preserve"> </w:t>
+      </w:r>
+      <w:hyperlink r:id="rId5" w:history="1">
+        <w:r>
+          <w:rPr>
+            <w:rStyle w:val="Hyperlink"/>
+            <w:b/>
+            <w:bCs/>
+            <w:sz w:val="28"/>
+            <w:szCs w:val="28"/>
+          </w:rPr>
+          <w:t>ashleycolledebtcollector@gmail.com</w:t>
+        </w:r>
+      </w:hyperlink>
+    </w:p>
+    <w:p>
+      <w:pPr>
+        <w:rPr>
+          <w:b/>
+          <w:bCs/>
+        </w:rPr>
+      </w:pPr>
     </w:p>
     <w:p>
       <w:r>
@@ -335,6 +353,7 @@
     </w:p>
     <w:p>
       <w:r>
+        <w:lastRenderedPageBreak/>
         <w:t xml:space="preserve">You are hereby provided with </w:t>
       </w:r>
       <w:r>
@@ -555,7 +574,7 @@
       <w:r>
         <w:t xml:space="preserve"> </w:t>
       </w:r>
-      <w:hyperlink r:id="rId5" w:history="1">
+      <w:hyperlink r:id="rId6" w:history="1">
         <w:r>
           <w:rPr>
             <w:rStyle w:val="Hyperlink"/>
